--- a/src/test/resources/ExampleTemplate.docx
+++ b/src/test/resources/ExampleTemplate.docx
@@ -338,13 +338,109 @@
           <w:rFonts w:hint="eastAsia"/>
           <w:lang w:val="en-US" w:eastAsia="zh-CN"/>
         </w:rPr>
+        <w:t>图片示例</w:t>
+      </w:r>
+    </w:p>
+    <w:p>
+      <w:pPr>
+        <w:rPr>
+          <w:rFonts w:hint="default"/>
+          <w:lang w:val="en-US" w:eastAsia="zh-CN"/>
+        </w:rPr>
+      </w:pPr>
+      <w:r>
+        <w:rPr>
+          <w:rFonts w:hint="eastAsia"/>
+          <w:lang w:val="en-US" w:eastAsia="zh-CN"/>
+        </w:rPr>
+        <w:t>图片1:</w:t>
+      </w:r>
+      <w:r>
+        <w:rPr>
+          <w:rFonts w:hint="default"/>
+          <w:lang w:val="en-US" w:eastAsia="zh-CN"/>
+        </w:rPr>
+        <w:t>{{IMAGE:0}}</w:t>
+      </w:r>
+    </w:p>
+    <w:p>
+      <w:pPr>
+        <w:rPr>
+          <w:rFonts w:hint="default"/>
+          <w:lang w:val="en-US" w:eastAsia="zh-CN"/>
+        </w:rPr>
+      </w:pPr>
+      <w:r>
+        <w:rPr>
+          <w:rFonts w:hint="eastAsia"/>
+          <w:lang w:val="en-US" w:eastAsia="zh-CN"/>
+        </w:rPr>
+        <w:t>图片2:</w:t>
+      </w:r>
+      <w:r>
+        <w:rPr>
+          <w:rFonts w:hint="default"/>
+          <w:lang w:val="en-US" w:eastAsia="zh-CN"/>
+        </w:rPr>
+        <w:t>{{IMAGE:1}}</w:t>
+      </w:r>
+    </w:p>
+    <w:p>
+      <w:pPr>
+        <w:rPr>
+          <w:rFonts w:hint="default"/>
+          <w:lang w:eastAsia="zh-CN"/>
+        </w:rPr>
+      </w:pPr>
+      <w:r>
+        <w:rPr>
+          <w:rFonts w:hint="eastAsia"/>
+          <w:lang w:val="en-US" w:eastAsia="zh-CN"/>
+        </w:rPr>
+        <w:t>图片3:</w:t>
+      </w:r>
+      <w:r>
+        <w:rPr>
+          <w:rFonts w:hint="default"/>
+          <w:lang w:val="en-US" w:eastAsia="zh-CN"/>
+        </w:rPr>
+        <w:t>{{IMAGE:2}}</w:t>
+      </w:r>
+    </w:p>
+    <w:p>
+      <w:pPr>
+        <w:rPr>
+          <w:rFonts w:hint="default"/>
+          <w:lang w:val="en-US" w:eastAsia="zh-CN"/>
+        </w:rPr>
+      </w:pPr>
+      <w:r>
+        <w:rPr>
+          <w:rFonts w:hint="default"/>
+          <w:lang w:val="en-US" w:eastAsia="zh-CN"/>
+        </w:rPr>
+        <w:t>=================================</w:t>
+      </w:r>
+    </w:p>
+    <w:p>
+      <w:pPr>
+        <w:rPr>
+          <w:rFonts w:hint="eastAsia"/>
+          <w:lang w:val="en-US" w:eastAsia="zh-CN"/>
+        </w:rPr>
+      </w:pPr>
+      <w:r>
+        <w:rPr>
+          <w:rFonts w:hint="eastAsia"/>
+          <w:lang w:val="en-US" w:eastAsia="zh-CN"/>
+        </w:rPr>
         <w:t>表格示例</w:t>
       </w:r>
     </w:p>
     <w:tbl>
       <w:tblPr>
         <w:tblStyle w:val="5"/>
-        <w:tblW w:w="0" w:type="auto"/>
+        <w:tblW w:w="8889" w:type="dxa"/>
         <w:tblInd w:w="0" w:type="dxa"/>
         <w:tblBorders>
           <w:top w:val="single" w:color="auto" w:sz="4" w:space="0"/>
@@ -361,13 +457,15 @@
         </w:tblCellMar>
       </w:tblPr>
       <w:tblGrid>
-        <w:gridCol w:w="4261"/>
-        <w:gridCol w:w="4261"/>
+        <w:gridCol w:w="2049"/>
+        <w:gridCol w:w="2025"/>
+        <w:gridCol w:w="2025"/>
+        <w:gridCol w:w="2790"/>
       </w:tblGrid>
       <w:tr>
         <w:tc>
           <w:tcPr>
-            <w:tcW w:w="4261" w:type="dxa"/>
+            <w:tcW w:w="2049" w:type="dxa"/>
           </w:tcPr>
           <w:p>
             <w:pPr>
@@ -383,13 +481,13 @@
                 <w:vertAlign w:val="baseline"/>
                 <w:lang w:val="en-US" w:eastAsia="zh-CN"/>
               </w:rPr>
-              <w:t>列1</w:t>
+              <w:t>序号</w:t>
             </w:r>
           </w:p>
         </w:tc>
         <w:tc>
           <w:tcPr>
-            <w:tcW w:w="4261" w:type="dxa"/>
+            <w:tcW w:w="2025" w:type="dxa"/>
           </w:tcPr>
           <w:p>
             <w:pPr>
@@ -405,7 +503,51 @@
                 <w:vertAlign w:val="baseline"/>
                 <w:lang w:val="en-US" w:eastAsia="zh-CN"/>
               </w:rPr>
+              <w:t>列1</w:t>
+            </w:r>
+          </w:p>
+        </w:tc>
+        <w:tc>
+          <w:tcPr>
+            <w:tcW w:w="2025" w:type="dxa"/>
+          </w:tcPr>
+          <w:p>
+            <w:pPr>
+              <w:rPr>
+                <w:rFonts w:hint="default"/>
+                <w:vertAlign w:val="baseline"/>
+                <w:lang w:val="en-US" w:eastAsia="zh-CN"/>
+              </w:rPr>
+            </w:pPr>
+            <w:r>
+              <w:rPr>
+                <w:rFonts w:hint="eastAsia"/>
+                <w:vertAlign w:val="baseline"/>
+                <w:lang w:val="en-US" w:eastAsia="zh-CN"/>
+              </w:rPr>
               <w:t>列2</w:t>
+            </w:r>
+          </w:p>
+        </w:tc>
+        <w:tc>
+          <w:tcPr>
+            <w:tcW w:w="2790" w:type="dxa"/>
+          </w:tcPr>
+          <w:p>
+            <w:pPr>
+              <w:rPr>
+                <w:rFonts w:hint="default"/>
+                <w:vertAlign w:val="baseline"/>
+                <w:lang w:val="en-US" w:eastAsia="zh-CN"/>
+              </w:rPr>
+            </w:pPr>
+            <w:r>
+              <w:rPr>
+                <w:rFonts w:hint="eastAsia"/>
+                <w:vertAlign w:val="baseline"/>
+                <w:lang w:val="en-US" w:eastAsia="zh-CN"/>
+              </w:rPr>
+              <w:t>图片</w:t>
             </w:r>
           </w:p>
         </w:tc>
@@ -413,7 +555,7 @@
       <w:tr>
         <w:tc>
           <w:tcPr>
-            <w:tcW w:w="4261" w:type="dxa"/>
+            <w:tcW w:w="2049" w:type="dxa"/>
           </w:tcPr>
           <w:p>
             <w:pPr>
@@ -486,7 +628,7 @@
                 <w:vertAlign w:val="baseline"/>
                 <w:lang w:eastAsia="zh-CN"/>
               </w:rPr>
-              <w:instrText xml:space="preserve"> MERGEFIELD ${tableData.col1} \* MERGEFORMAT </w:instrText>
+              <w:instrText xml:space="preserve"> MERGEFIELD [#assign rowIdx = tableData?index] \* MERGEFORMAT </w:instrText>
             </w:r>
             <w:r>
               <w:rPr>
@@ -502,7 +644,7 @@
                 <w:vertAlign w:val="baseline"/>
                 <w:lang w:eastAsia="zh-CN"/>
               </w:rPr>
-              <w:t>«${tableData.col1}»</w:t>
+              <w:t>«[#assign»</w:t>
             </w:r>
             <w:r>
               <w:rPr>
@@ -512,6 +654,57 @@
               </w:rPr>
               <w:fldChar w:fldCharType="end"/>
             </w:r>
+          </w:p>
+          <w:p>
+            <w:pPr>
+              <w:rPr>
+                <w:rFonts w:hint="default"/>
+                <w:vertAlign w:val="baseline"/>
+                <w:lang w:eastAsia="zh-CN"/>
+              </w:rPr>
+            </w:pPr>
+            <w:r>
+              <w:rPr>
+                <w:rFonts w:hint="default"/>
+                <w:vertAlign w:val="baseline"/>
+                <w:lang w:eastAsia="zh-CN"/>
+              </w:rPr>
+              <w:fldChar w:fldCharType="begin"/>
+            </w:r>
+            <w:r>
+              <w:rPr>
+                <w:rFonts w:hint="default"/>
+                <w:vertAlign w:val="baseline"/>
+                <w:lang w:eastAsia="zh-CN"/>
+              </w:rPr>
+              <w:instrText xml:space="preserve"> MERGEFIELD ${rowIdx + 1} \* MERGEFORMAT </w:instrText>
+            </w:r>
+            <w:r>
+              <w:rPr>
+                <w:rFonts w:hint="default"/>
+                <w:vertAlign w:val="baseline"/>
+                <w:lang w:eastAsia="zh-CN"/>
+              </w:rPr>
+              <w:fldChar w:fldCharType="separate"/>
+            </w:r>
+            <w:r>
+              <w:rPr>
+                <w:rFonts w:hint="default"/>
+                <w:vertAlign w:val="baseline"/>
+                <w:lang w:eastAsia="zh-CN"/>
+              </w:rPr>
+              <w:t>«${rowIdx»</w:t>
+            </w:r>
+            <w:r>
+              <w:rPr>
+                <w:rFonts w:hint="default"/>
+                <w:vertAlign w:val="baseline"/>
+                <w:lang w:eastAsia="zh-CN"/>
+              </w:rPr>
+              <w:fldChar w:fldCharType="end"/>
+            </w:r>
+            <w:bookmarkStart w:id="0" w:name="_GoBack"/>
+            <w:bookmarkEnd w:id="0"/>
           </w:p>
           <w:p>
             <w:pPr>
@@ -565,7 +758,7 @@
         </w:tc>
         <w:tc>
           <w:tcPr>
-            <w:tcW w:w="4261" w:type="dxa"/>
+            <w:tcW w:w="2025" w:type="dxa"/>
           </w:tcPr>
           <w:p>
             <w:pPr>
@@ -589,6 +782,60 @@
                 <w:vertAlign w:val="baseline"/>
                 <w:lang w:eastAsia="zh-CN"/>
               </w:rPr>
+              <w:instrText xml:space="preserve"> MERGEFIELD ${tableData.col1} \* MERGEFORMAT </w:instrText>
+            </w:r>
+            <w:r>
+              <w:rPr>
+                <w:rFonts w:hint="default"/>
+                <w:vertAlign w:val="baseline"/>
+                <w:lang w:eastAsia="zh-CN"/>
+              </w:rPr>
+              <w:fldChar w:fldCharType="separate"/>
+            </w:r>
+            <w:r>
+              <w:rPr>
+                <w:rFonts w:hint="default"/>
+                <w:vertAlign w:val="baseline"/>
+                <w:lang w:eastAsia="zh-CN"/>
+              </w:rPr>
+              <w:t>«${tableData.col1}»</w:t>
+            </w:r>
+            <w:r>
+              <w:rPr>
+                <w:rFonts w:hint="default"/>
+                <w:vertAlign w:val="baseline"/>
+                <w:lang w:eastAsia="zh-CN"/>
+              </w:rPr>
+              <w:fldChar w:fldCharType="end"/>
+            </w:r>
+          </w:p>
+        </w:tc>
+        <w:tc>
+          <w:tcPr>
+            <w:tcW w:w="2025" w:type="dxa"/>
+          </w:tcPr>
+          <w:p>
+            <w:pPr>
+              <w:rPr>
+                <w:rFonts w:hint="default"/>
+                <w:vertAlign w:val="baseline"/>
+                <w:lang w:eastAsia="zh-CN"/>
+              </w:rPr>
+            </w:pPr>
+            <w:r>
+              <w:rPr>
+                <w:rFonts w:hint="default"/>
+                <w:vertAlign w:val="baseline"/>
+                <w:lang w:eastAsia="zh-CN"/>
+              </w:rPr>
+              <w:fldChar w:fldCharType="begin"/>
+            </w:r>
+            <w:r>
+              <w:rPr>
+                <w:rFonts w:hint="default"/>
+                <w:vertAlign w:val="baseline"/>
+                <w:lang w:eastAsia="zh-CN"/>
+              </w:rPr>
               <w:instrText xml:space="preserve"> MERGEFIELD ${tableData.col2} \* MERGEFORMAT </w:instrText>
             </w:r>
             <w:r>
@@ -606,6 +853,60 @@
                 <w:lang w:eastAsia="zh-CN"/>
               </w:rPr>
               <w:t>«${tableData.col2}»</w:t>
+            </w:r>
+            <w:r>
+              <w:rPr>
+                <w:rFonts w:hint="default"/>
+                <w:vertAlign w:val="baseline"/>
+                <w:lang w:eastAsia="zh-CN"/>
+              </w:rPr>
+              <w:fldChar w:fldCharType="end"/>
+            </w:r>
+          </w:p>
+        </w:tc>
+        <w:tc>
+          <w:tcPr>
+            <w:tcW w:w="2790" w:type="dxa"/>
+          </w:tcPr>
+          <w:p>
+            <w:pPr>
+              <w:rPr>
+                <w:rFonts w:hint="default"/>
+                <w:vertAlign w:val="baseline"/>
+                <w:lang w:eastAsia="zh-CN"/>
+              </w:rPr>
+            </w:pPr>
+            <w:r>
+              <w:rPr>
+                <w:rFonts w:hint="default"/>
+                <w:vertAlign w:val="baseline"/>
+                <w:lang w:eastAsia="zh-CN"/>
+              </w:rPr>
+              <w:fldChar w:fldCharType="begin"/>
+            </w:r>
+            <w:r>
+              <w:rPr>
+                <w:rFonts w:hint="default"/>
+                <w:vertAlign w:val="baseline"/>
+                <w:lang w:eastAsia="zh-CN"/>
+              </w:rPr>
+              <w:instrText xml:space="preserve"> MERGEFIELD ${"{{IMAGE:"+rowIdx+"}}"} \* MERGEFORMAT </w:instrText>
+            </w:r>
+            <w:r>
+              <w:rPr>
+                <w:rFonts w:hint="default"/>
+                <w:vertAlign w:val="baseline"/>
+                <w:lang w:eastAsia="zh-CN"/>
+              </w:rPr>
+              <w:fldChar w:fldCharType="separate"/>
+            </w:r>
+            <w:r>
+              <w:rPr>
+                <w:rFonts w:hint="default"/>
+                <w:vertAlign w:val="baseline"/>
+                <w:lang w:eastAsia="zh-CN"/>
+              </w:rPr>
+              <w:t>«${»</w:t>
             </w:r>
             <w:r>
               <w:rPr>
@@ -619,111 +920,6 @@
         </w:tc>
       </w:tr>
     </w:tbl>
-    <w:p>
-      <w:pPr>
-        <w:rPr>
-          <w:rFonts w:hint="default"/>
-          <w:lang w:val="en-US" w:eastAsia="zh-CN"/>
-        </w:rPr>
-      </w:pPr>
-      <w:r>
-        <w:rPr>
-          <w:rFonts w:hint="default"/>
-          <w:lang w:val="en-US" w:eastAsia="zh-CN"/>
-        </w:rPr>
-        <w:t>=================================</w:t>
-      </w:r>
-    </w:p>
-    <w:p>
-      <w:pPr>
-        <w:rPr>
-          <w:rFonts w:hint="eastAsia"/>
-          <w:lang w:val="en-US" w:eastAsia="zh-CN"/>
-        </w:rPr>
-      </w:pPr>
-      <w:r>
-        <w:rPr>
-          <w:rFonts w:hint="eastAsia"/>
-          <w:lang w:val="en-US" w:eastAsia="zh-CN"/>
-        </w:rPr>
-        <w:t>图片示例</w:t>
-      </w:r>
-    </w:p>
-    <w:p>
-      <w:pPr>
-        <w:rPr>
-          <w:rFonts w:hint="default"/>
-          <w:lang w:val="en-US" w:eastAsia="zh-CN"/>
-        </w:rPr>
-      </w:pPr>
-      <w:r>
-        <w:rPr>
-          <w:rFonts w:hint="eastAsia"/>
-          <w:lang w:val="en-US" w:eastAsia="zh-CN"/>
-        </w:rPr>
-        <w:t>图片1:</w:t>
-      </w:r>
-      <w:r>
-        <w:rPr>
-          <w:rFonts w:hint="default"/>
-          <w:lang w:val="en-US" w:eastAsia="zh-CN"/>
-        </w:rPr>
-        <w:t>{{IMAGE:0}}</w:t>
-      </w:r>
-    </w:p>
-    <w:p>
-      <w:pPr>
-        <w:rPr>
-          <w:rFonts w:hint="default"/>
-          <w:lang w:val="en-US" w:eastAsia="zh-CN"/>
-        </w:rPr>
-      </w:pPr>
-      <w:r>
-        <w:rPr>
-          <w:rFonts w:hint="eastAsia"/>
-          <w:lang w:val="en-US" w:eastAsia="zh-CN"/>
-        </w:rPr>
-        <w:t>图片2:</w:t>
-      </w:r>
-      <w:r>
-        <w:rPr>
-          <w:rFonts w:hint="default"/>
-          <w:lang w:val="en-US" w:eastAsia="zh-CN"/>
-        </w:rPr>
-        <w:t>{{IMAGE:1}}</w:t>
-      </w:r>
-    </w:p>
-    <w:p>
-      <w:pPr>
-        <w:rPr>
-          <w:rFonts w:hint="default"/>
-          <w:lang w:val="en-US" w:eastAsia="zh-CN"/>
-        </w:rPr>
-      </w:pPr>
-      <w:r>
-        <w:rPr>
-          <w:rFonts w:hint="eastAsia"/>
-          <w:lang w:val="en-US" w:eastAsia="zh-CN"/>
-        </w:rPr>
-        <w:t>图片3:</w:t>
-      </w:r>
-      <w:r>
-        <w:rPr>
-          <w:rFonts w:hint="default"/>
-          <w:lang w:val="en-US" w:eastAsia="zh-CN"/>
-        </w:rPr>
-        <w:t>{{IMAGE:2</w:t>
-      </w:r>
-      <w:bookmarkStart w:id="0" w:name="_GoBack"/>
-      <w:bookmarkEnd w:id="0"/>
-      <w:r>
-        <w:rPr>
-          <w:rFonts w:hint="default"/>
-          <w:lang w:val="en-US" w:eastAsia="zh-CN"/>
-        </w:rPr>
-        <w:t>}}</w:t>
-      </w:r>
-    </w:p>
     <w:p>
       <w:pPr>
         <w:rPr>
